--- a/黄浩昀/语法巩固方案/教师版/第5课_语法讲义与练习_教师版.docx
+++ b/黄浩昀/语法巩固方案/教师版/第5课_语法讲义与练习_教师版.docx
@@ -14,7 +14,7 @@
           <w:color w:val="1F4E79"/>
           <w:sz w:val="32"/>
         </w:rPr>
-        <w:t>第 5 课 · 宾语从句完整体系</w:t>
+        <w:t>第 5 课 · 被动语态基础</w:t>
       </w:r>
     </w:p>
     <w:p>
@@ -29,7 +29,7 @@
           <w:color w:val="888888"/>
           <w:sz w:val="20"/>
         </w:rPr>
-        <w:t>【新知课 · 2024新版九上 U2-U3】黄浩昀 · 语法巩固与学习系列 · 教师版</w:t>
+        <w:t>【复习50% + 新知50% · 新知：定语从句·关系副词】黄浩昀 · 语法巩固与学习系列 · 教师版</w:t>
       </w:r>
     </w:p>
     <w:p>
@@ -59,7 +59,555 @@
           <w:color w:val="2E75B6"/>
           <w:sz w:val="24"/>
         </w:rPr>
-        <w:t>5.1 三大引导词</w:t>
+        <w:t>5.0 复习板块（50%）· 八年级系统板块：被动语态基础</w:t>
+      </w:r>
+    </w:p>
+    <w:p>
+      <w:pPr>
+        <w:pStyle w:val="ListBullet"/>
+        <w:spacing w:after="20"/>
+      </w:pPr>
+      <w:r>
+        <w:rPr>
+          <w:rFonts w:ascii="Times New Roman" w:hAnsi="Times New Roman" w:eastAsia="微软雅黑"/>
+          <w:b w:val="0"/>
+          <w:i w:val="0"/>
+          <w:sz w:val="22"/>
+        </w:rPr>
+        <w:t>—— 本课复习八年级系统板块 ——</w:t>
+      </w:r>
+    </w:p>
+    <w:p>
+      <w:pPr>
+        <w:spacing w:before="80"/>
+      </w:pPr>
+      <w:r>
+        <w:rPr>
+          <w:rFonts w:ascii="Times New Roman" w:hAnsi="Times New Roman" w:eastAsia="微软雅黑"/>
+          <w:b/>
+          <w:i w:val="0"/>
+          <w:color w:val="2E75B6"/>
+          <w:sz w:val="24"/>
+        </w:rPr>
+        <w:t>5.1 被动语态构成框架</w:t>
+      </w:r>
+    </w:p>
+    <w:p>
+      <w:pPr>
+        <w:pStyle w:val="ListBullet"/>
+        <w:spacing w:after="20"/>
+      </w:pPr>
+      <w:r>
+        <w:rPr>
+          <w:rFonts w:ascii="Times New Roman" w:hAnsi="Times New Roman" w:eastAsia="微软雅黑"/>
+          <w:b/>
+          <w:i w:val="0"/>
+          <w:color w:val="C00000"/>
+          <w:sz w:val="22"/>
+        </w:rPr>
+        <w:t>被动构成：be + 过去分词；时态由 be 体现，动词本身不变。</w:t>
+      </w:r>
+    </w:p>
+    <w:tbl>
+      <w:tblPr>
+        <w:tblStyle w:val="TableGrid"/>
+        <w:tblW w:type="auto" w:w="0"/>
+        <w:jc w:val="center"/>
+        <w:tblLook w:firstColumn="1" w:firstRow="1" w:lastColumn="0" w:lastRow="0" w:noHBand="0" w:noVBand="1" w:val="04A0"/>
+      </w:tblPr>
+      <w:tblGrid>
+        <w:gridCol w:w="3400"/>
+        <w:gridCol w:w="3400"/>
+        <w:gridCol w:w="3400"/>
+      </w:tblGrid>
+      <w:tr>
+        <w:tc>
+          <w:tcPr>
+            <w:tcW w:type="dxa" w:w="3400"/>
+            <w:shd w:val="clear" w:fill="1F4E79"/>
+          </w:tcPr>
+          <w:p>
+            <w:r/>
+            <w:r>
+              <w:rPr>
+                <w:rFonts w:ascii="Times New Roman" w:hAnsi="Times New Roman" w:eastAsia="微软雅黑"/>
+                <w:b/>
+                <w:i w:val="0"/>
+                <w:color w:val="FFFFFF"/>
+                <w:sz w:val="20"/>
+              </w:rPr>
+              <w:t>时态</w:t>
+            </w:r>
+          </w:p>
+        </w:tc>
+        <w:tc>
+          <w:tcPr>
+            <w:tcW w:type="dxa" w:w="3400"/>
+            <w:shd w:val="clear" w:fill="1F4E79"/>
+          </w:tcPr>
+          <w:p>
+            <w:r/>
+            <w:r>
+              <w:rPr>
+                <w:rFonts w:ascii="Times New Roman" w:hAnsi="Times New Roman" w:eastAsia="微软雅黑"/>
+                <w:b/>
+                <w:i w:val="0"/>
+                <w:color w:val="FFFFFF"/>
+                <w:sz w:val="20"/>
+              </w:rPr>
+              <w:t>被动构成</w:t>
+            </w:r>
+          </w:p>
+        </w:tc>
+        <w:tc>
+          <w:tcPr>
+            <w:tcW w:type="dxa" w:w="3400"/>
+            <w:shd w:val="clear" w:fill="1F4E79"/>
+          </w:tcPr>
+          <w:p>
+            <w:r/>
+            <w:r>
+              <w:rPr>
+                <w:rFonts w:ascii="Times New Roman" w:hAnsi="Times New Roman" w:eastAsia="微软雅黑"/>
+                <w:b/>
+                <w:i w:val="0"/>
+                <w:color w:val="FFFFFF"/>
+                <w:sz w:val="20"/>
+              </w:rPr>
+              <w:t>例句</w:t>
+            </w:r>
+          </w:p>
+        </w:tc>
+      </w:tr>
+      <w:tr>
+        <w:tc>
+          <w:tcPr>
+            <w:tcW w:type="dxa" w:w="3400"/>
+          </w:tcPr>
+          <w:p>
+            <w:r/>
+            <w:r>
+              <w:rPr>
+                <w:rFonts w:ascii="Times New Roman" w:hAnsi="Times New Roman" w:eastAsia="微软雅黑"/>
+                <w:b w:val="0"/>
+                <w:i w:val="0"/>
+                <w:sz w:val="20"/>
+              </w:rPr>
+              <w:t>一般现在</w:t>
+            </w:r>
+          </w:p>
+        </w:tc>
+        <w:tc>
+          <w:tcPr>
+            <w:tcW w:type="dxa" w:w="3400"/>
+          </w:tcPr>
+          <w:p>
+            <w:r/>
+            <w:r>
+              <w:rPr>
+                <w:rFonts w:ascii="Times New Roman" w:hAnsi="Times New Roman" w:eastAsia="微软雅黑"/>
+                <w:b w:val="0"/>
+                <w:i w:val="0"/>
+                <w:sz w:val="20"/>
+              </w:rPr>
+              <w:t>am/is/are + done</w:t>
+            </w:r>
+          </w:p>
+        </w:tc>
+        <w:tc>
+          <w:tcPr>
+            <w:tcW w:type="dxa" w:w="3400"/>
+          </w:tcPr>
+          <w:p>
+            <w:r/>
+            <w:r>
+              <w:rPr>
+                <w:rFonts w:ascii="Times New Roman" w:hAnsi="Times New Roman" w:eastAsia="微软雅黑"/>
+                <w:b w:val="0"/>
+                <w:i w:val="0"/>
+                <w:sz w:val="20"/>
+              </w:rPr>
+              <w:t>English is spoken in many countries.</w:t>
+            </w:r>
+          </w:p>
+        </w:tc>
+      </w:tr>
+      <w:tr>
+        <w:tc>
+          <w:tcPr>
+            <w:tcW w:type="dxa" w:w="3400"/>
+          </w:tcPr>
+          <w:p>
+            <w:r/>
+            <w:r>
+              <w:rPr>
+                <w:rFonts w:ascii="Times New Roman" w:hAnsi="Times New Roman" w:eastAsia="微软雅黑"/>
+                <w:b w:val="0"/>
+                <w:i w:val="0"/>
+                <w:sz w:val="20"/>
+              </w:rPr>
+              <w:t>一般过去</w:t>
+            </w:r>
+          </w:p>
+        </w:tc>
+        <w:tc>
+          <w:tcPr>
+            <w:tcW w:type="dxa" w:w="3400"/>
+          </w:tcPr>
+          <w:p>
+            <w:r/>
+            <w:r>
+              <w:rPr>
+                <w:rFonts w:ascii="Times New Roman" w:hAnsi="Times New Roman" w:eastAsia="微软雅黑"/>
+                <w:b w:val="0"/>
+                <w:i w:val="0"/>
+                <w:sz w:val="20"/>
+              </w:rPr>
+              <w:t>was/were + done</w:t>
+            </w:r>
+          </w:p>
+        </w:tc>
+        <w:tc>
+          <w:tcPr>
+            <w:tcW w:type="dxa" w:w="3400"/>
+          </w:tcPr>
+          <w:p>
+            <w:r/>
+            <w:r>
+              <w:rPr>
+                <w:rFonts w:ascii="Times New Roman" w:hAnsi="Times New Roman" w:eastAsia="微软雅黑"/>
+                <w:b w:val="0"/>
+                <w:i w:val="0"/>
+                <w:sz w:val="20"/>
+              </w:rPr>
+              <w:t>The bridge was built in 2020.</w:t>
+            </w:r>
+          </w:p>
+        </w:tc>
+      </w:tr>
+      <w:tr>
+        <w:tc>
+          <w:tcPr>
+            <w:tcW w:type="dxa" w:w="3400"/>
+          </w:tcPr>
+          <w:p>
+            <w:r/>
+            <w:r>
+              <w:rPr>
+                <w:rFonts w:ascii="Times New Roman" w:hAnsi="Times New Roman" w:eastAsia="微软雅黑"/>
+                <w:b w:val="0"/>
+                <w:i w:val="0"/>
+                <w:sz w:val="20"/>
+              </w:rPr>
+              <w:t>一般将来</w:t>
+            </w:r>
+          </w:p>
+        </w:tc>
+        <w:tc>
+          <w:tcPr>
+            <w:tcW w:type="dxa" w:w="3400"/>
+          </w:tcPr>
+          <w:p>
+            <w:r/>
+            <w:r>
+              <w:rPr>
+                <w:rFonts w:ascii="Times New Roman" w:hAnsi="Times New Roman" w:eastAsia="微软雅黑"/>
+                <w:b w:val="0"/>
+                <w:i w:val="0"/>
+                <w:sz w:val="20"/>
+              </w:rPr>
+              <w:t>will be + done</w:t>
+            </w:r>
+          </w:p>
+        </w:tc>
+        <w:tc>
+          <w:tcPr>
+            <w:tcW w:type="dxa" w:w="3400"/>
+          </w:tcPr>
+          <w:p>
+            <w:r/>
+            <w:r>
+              <w:rPr>
+                <w:rFonts w:ascii="Times New Roman" w:hAnsi="Times New Roman" w:eastAsia="微软雅黑"/>
+                <w:b w:val="0"/>
+                <w:i w:val="0"/>
+                <w:sz w:val="20"/>
+              </w:rPr>
+              <w:t>A new school will be built next year.</w:t>
+            </w:r>
+          </w:p>
+        </w:tc>
+      </w:tr>
+      <w:tr>
+        <w:tc>
+          <w:tcPr>
+            <w:tcW w:type="dxa" w:w="3400"/>
+          </w:tcPr>
+          <w:p>
+            <w:r/>
+            <w:r>
+              <w:rPr>
+                <w:rFonts w:ascii="Times New Roman" w:hAnsi="Times New Roman" w:eastAsia="微软雅黑"/>
+                <w:b w:val="0"/>
+                <w:i w:val="0"/>
+                <w:sz w:val="20"/>
+              </w:rPr>
+              <w:t>现在完成</w:t>
+            </w:r>
+          </w:p>
+        </w:tc>
+        <w:tc>
+          <w:tcPr>
+            <w:tcW w:type="dxa" w:w="3400"/>
+          </w:tcPr>
+          <w:p>
+            <w:r/>
+            <w:r>
+              <w:rPr>
+                <w:rFonts w:ascii="Times New Roman" w:hAnsi="Times New Roman" w:eastAsia="微软雅黑"/>
+                <w:b w:val="0"/>
+                <w:i w:val="0"/>
+                <w:sz w:val="20"/>
+              </w:rPr>
+              <w:t>have/has been + done</w:t>
+            </w:r>
+          </w:p>
+        </w:tc>
+        <w:tc>
+          <w:tcPr>
+            <w:tcW w:type="dxa" w:w="3400"/>
+          </w:tcPr>
+          <w:p>
+            <w:r/>
+            <w:r>
+              <w:rPr>
+                <w:rFonts w:ascii="Times New Roman" w:hAnsi="Times New Roman" w:eastAsia="微软雅黑"/>
+                <w:b w:val="0"/>
+                <w:i w:val="0"/>
+                <w:sz w:val="20"/>
+              </w:rPr>
+              <w:t>Many trees have been planted.</w:t>
+            </w:r>
+          </w:p>
+        </w:tc>
+      </w:tr>
+      <w:tr>
+        <w:tc>
+          <w:tcPr>
+            <w:tcW w:type="dxa" w:w="3400"/>
+          </w:tcPr>
+          <w:p>
+            <w:r/>
+            <w:r>
+              <w:rPr>
+                <w:rFonts w:ascii="Times New Roman" w:hAnsi="Times New Roman" w:eastAsia="微软雅黑"/>
+                <w:b w:val="0"/>
+                <w:i w:val="0"/>
+                <w:sz w:val="20"/>
+              </w:rPr>
+              <w:t>含情态动词</w:t>
+            </w:r>
+          </w:p>
+        </w:tc>
+        <w:tc>
+          <w:tcPr>
+            <w:tcW w:type="dxa" w:w="3400"/>
+          </w:tcPr>
+          <w:p>
+            <w:r/>
+            <w:r>
+              <w:rPr>
+                <w:rFonts w:ascii="Times New Roman" w:hAnsi="Times New Roman" w:eastAsia="微软雅黑"/>
+                <w:b w:val="0"/>
+                <w:i w:val="0"/>
+                <w:sz w:val="20"/>
+              </w:rPr>
+              <w:t>情态动词 + be + done</w:t>
+            </w:r>
+          </w:p>
+        </w:tc>
+        <w:tc>
+          <w:tcPr>
+            <w:tcW w:type="dxa" w:w="3400"/>
+          </w:tcPr>
+          <w:p>
+            <w:r/>
+            <w:r>
+              <w:rPr>
+                <w:rFonts w:ascii="Times New Roman" w:hAnsi="Times New Roman" w:eastAsia="微软雅黑"/>
+                <w:b w:val="0"/>
+                <w:i w:val="0"/>
+                <w:sz w:val="20"/>
+              </w:rPr>
+              <w:t>The work must be finished on time.</w:t>
+            </w:r>
+          </w:p>
+        </w:tc>
+      </w:tr>
+    </w:tbl>
+    <w:p>
+      <w:pPr>
+        <w:spacing w:before="80"/>
+      </w:pPr>
+      <w:r>
+        <w:rPr>
+          <w:rFonts w:ascii="Times New Roman" w:hAnsi="Times New Roman" w:eastAsia="微软雅黑"/>
+          <w:b/>
+          <w:i w:val="0"/>
+          <w:color w:val="2E75B6"/>
+          <w:sz w:val="24"/>
+        </w:rPr>
+        <w:t>5.2 变被动三步骤</w:t>
+      </w:r>
+    </w:p>
+    <w:p>
+      <w:pPr>
+        <w:pStyle w:val="ListBullet"/>
+        <w:spacing w:after="20"/>
+      </w:pPr>
+      <w:r>
+        <w:rPr>
+          <w:rFonts w:ascii="Times New Roman" w:hAnsi="Times New Roman" w:eastAsia="微软雅黑"/>
+          <w:b w:val="0"/>
+          <w:i w:val="0"/>
+          <w:sz w:val="22"/>
+        </w:rPr>
+        <w:t>① 宾语提前作主语；② 动词变为 be + 过去分词；③ 原主语变为 by + 宾格（可省略）。</w:t>
+      </w:r>
+    </w:p>
+    <w:p>
+      <w:pPr>
+        <w:spacing w:lineRule="auto" w:line="312" w:after="20"/>
+        <w:ind w:left="340"/>
+      </w:pPr>
+      <w:r>
+        <w:rPr>
+          <w:rFonts w:ascii="Times New Roman" w:hAnsi="Times New Roman" w:eastAsia="微软雅黑"/>
+          <w:b w:val="0"/>
+          <w:i/>
+          <w:sz w:val="22"/>
+        </w:rPr>
+        <w:t xml:space="preserve">The workers built the bridge in 2020. → The bridge was built (by the workers) in 2020.　</w:t>
+      </w:r>
+      <w:r>
+        <w:rPr>
+          <w:rFonts w:ascii="Times New Roman" w:hAnsi="Times New Roman" w:eastAsia="微软雅黑"/>
+          <w:b w:val="0"/>
+          <w:i w:val="0"/>
+          <w:color w:val="595959"/>
+          <w:sz w:val="22"/>
+        </w:rPr>
+        <w:t>工人们于2020年建造了这座桥。→ 这座桥于2020年被建造。</w:t>
+      </w:r>
+    </w:p>
+    <w:p>
+      <w:pPr>
+        <w:spacing w:before="80"/>
+      </w:pPr>
+      <w:r>
+        <w:rPr>
+          <w:rFonts w:ascii="Times New Roman" w:hAnsi="Times New Roman" w:eastAsia="微软雅黑"/>
+          <w:b/>
+          <w:i w:val="0"/>
+          <w:color w:val="2E75B6"/>
+          <w:sz w:val="24"/>
+        </w:rPr>
+        <w:t>5.3 一般现在 / 一般过去被动（诊断薄弱点重点）</w:t>
+      </w:r>
+    </w:p>
+    <w:p>
+      <w:pPr>
+        <w:spacing w:lineRule="auto" w:line="312" w:after="20"/>
+        <w:ind w:left="340"/>
+      </w:pPr>
+      <w:r>
+        <w:rPr>
+          <w:rFonts w:ascii="Times New Roman" w:hAnsi="Times New Roman" w:eastAsia="微软雅黑"/>
+          <w:b w:val="0"/>
+          <w:i/>
+          <w:sz w:val="22"/>
+        </w:rPr>
+        <w:t xml:space="preserve">English is spoken in many countries around the world, although it is not the mother tongue of most of them.　</w:t>
+      </w:r>
+      <w:r>
+        <w:rPr>
+          <w:rFonts w:ascii="Times New Roman" w:hAnsi="Times New Roman" w:eastAsia="微软雅黑"/>
+          <w:b w:val="0"/>
+          <w:i w:val="0"/>
+          <w:color w:val="595959"/>
+          <w:sz w:val="22"/>
+        </w:rPr>
+        <w:t>世界上许多国家都讲英语，尽管对大多数国家来说它不是母语。</w:t>
+      </w:r>
+    </w:p>
+    <w:p>
+      <w:pPr>
+        <w:spacing w:lineRule="auto" w:line="312" w:after="20"/>
+        <w:ind w:left="340"/>
+      </w:pPr>
+      <w:r>
+        <w:rPr>
+          <w:rFonts w:ascii="Times New Roman" w:hAnsi="Times New Roman" w:eastAsia="微软雅黑"/>
+          <w:b w:val="0"/>
+          <w:i/>
+          <w:sz w:val="22"/>
+        </w:rPr>
+        <w:t xml:space="preserve">The old temple, which was built hundreds of years ago, was repaired last year because it had been damaged in the storm.　</w:t>
+      </w:r>
+      <w:r>
+        <w:rPr>
+          <w:rFonts w:ascii="Times New Roman" w:hAnsi="Times New Roman" w:eastAsia="微软雅黑"/>
+          <w:b w:val="0"/>
+          <w:i w:val="0"/>
+          <w:color w:val="595959"/>
+          <w:sz w:val="22"/>
+        </w:rPr>
+        <w:t>那座建于数百年前的古庙去年被修缮了，因为它在暴风雨中受损。</w:t>
+      </w:r>
+    </w:p>
+    <w:p>
+      <w:pPr>
+        <w:spacing w:before="80"/>
+      </w:pPr>
+      <w:r>
+        <w:rPr>
+          <w:rFonts w:ascii="Times New Roman" w:hAnsi="Times New Roman" w:eastAsia="微软雅黑"/>
+          <w:b/>
+          <w:i w:val="0"/>
+          <w:color w:val="2E75B6"/>
+          <w:sz w:val="24"/>
+        </w:rPr>
+        <w:t>5.4 新知板块（50%）· 九年级新语法：定语从句·关系副词</w:t>
+      </w:r>
+    </w:p>
+    <w:p>
+      <w:pPr>
+        <w:pStyle w:val="ListBullet"/>
+        <w:spacing w:after="20"/>
+      </w:pPr>
+      <w:r>
+        <w:rPr>
+          <w:rFonts w:ascii="Times New Roman" w:hAnsi="Times New Roman" w:eastAsia="微软雅黑"/>
+          <w:b w:val="0"/>
+          <w:i w:val="0"/>
+          <w:sz w:val="22"/>
+        </w:rPr>
+        <w:t>—— 本课新学九年级语法：定语从句（完整体系第 2 讲：关系副词）——</w:t>
+      </w:r>
+    </w:p>
+    <w:p>
+      <w:pPr>
+        <w:spacing w:before="80"/>
+      </w:pPr>
+      <w:r>
+        <w:rPr>
+          <w:rFonts w:ascii="Times New Roman" w:hAnsi="Times New Roman" w:eastAsia="微软雅黑"/>
+          <w:b/>
+          <w:i w:val="0"/>
+          <w:color w:val="2E75B6"/>
+          <w:sz w:val="24"/>
+        </w:rPr>
+        <w:t>5.5 关系副词框架表</w:t>
       </w:r>
     </w:p>
     <w:tbl>
@@ -91,7 +639,7 @@
                 <w:color w:val="FFFFFF"/>
                 <w:sz w:val="20"/>
               </w:rPr>
-              <w:t>引导词</w:t>
+              <w:t>关系副词</w:t>
             </w:r>
           </w:p>
         </w:tc>
@@ -110,7 +658,7 @@
                 <w:color w:val="FFFFFF"/>
                 <w:sz w:val="20"/>
               </w:rPr>
-              <w:t>来源</w:t>
+              <w:t>指代</w:t>
             </w:r>
           </w:p>
         </w:tc>
@@ -129,7 +677,7 @@
                 <w:color w:val="FFFFFF"/>
                 <w:sz w:val="20"/>
               </w:rPr>
-              <w:t>用法</w:t>
+              <w:t>从句成分</w:t>
             </w:r>
           </w:p>
         </w:tc>
@@ -167,7 +715,7 @@
                 <w:i w:val="0"/>
                 <w:sz w:val="20"/>
               </w:rPr>
-              <w:t>that</w:t>
+              <w:t>when</w:t>
             </w:r>
           </w:p>
         </w:tc>
@@ -184,7 +732,7 @@
                 <w:i w:val="0"/>
                 <w:sz w:val="20"/>
               </w:rPr>
-              <w:t>陈述句</w:t>
+              <w:t>时间</w:t>
             </w:r>
           </w:p>
         </w:tc>
@@ -201,7 +749,7 @@
                 <w:i w:val="0"/>
                 <w:sz w:val="20"/>
               </w:rPr>
-              <w:t>无词义，可省略</w:t>
+              <w:t>时间状语</w:t>
             </w:r>
           </w:p>
         </w:tc>
@@ -218,7 +766,7 @@
                 <w:i w:val="0"/>
                 <w:sz w:val="20"/>
               </w:rPr>
-              <w:t>I think (that) you are right.</w:t>
+              <w:t>I remember the day when we first met.</w:t>
             </w:r>
           </w:p>
         </w:tc>
@@ -237,7 +785,7 @@
                 <w:i w:val="0"/>
                 <w:sz w:val="20"/>
               </w:rPr>
-              <w:t>if / whether</w:t>
+              <w:t>where</w:t>
             </w:r>
           </w:p>
         </w:tc>
@@ -254,7 +802,7 @@
                 <w:i w:val="0"/>
                 <w:sz w:val="20"/>
               </w:rPr>
-              <w:t>一般疑问句</w:t>
+              <w:t>地点</w:t>
             </w:r>
           </w:p>
         </w:tc>
@@ -271,7 +819,7 @@
                 <w:i w:val="0"/>
                 <w:sz w:val="20"/>
               </w:rPr>
-              <w:t>表是否</w:t>
+              <w:t>地点状语</w:t>
             </w:r>
           </w:p>
         </w:tc>
@@ -288,7 +836,7 @@
                 <w:i w:val="0"/>
                 <w:sz w:val="20"/>
               </w:rPr>
-              <w:t>I don't know if/whether he will come.</w:t>
+              <w:t>This is the school where I studied.</w:t>
             </w:r>
           </w:p>
         </w:tc>
@@ -307,7 +855,7 @@
                 <w:i w:val="0"/>
                 <w:sz w:val="20"/>
               </w:rPr>
-              <w:t>疑问词</w:t>
+              <w:t>why</w:t>
             </w:r>
           </w:p>
         </w:tc>
@@ -324,7 +872,7 @@
                 <w:i w:val="0"/>
                 <w:sz w:val="20"/>
               </w:rPr>
-              <w:t>特殊疑问句</w:t>
+              <w:t>原因</w:t>
             </w:r>
           </w:p>
         </w:tc>
@@ -341,7 +889,7 @@
                 <w:i w:val="0"/>
                 <w:sz w:val="20"/>
               </w:rPr>
-              <w:t>保留原义</w:t>
+              <w:t>原因状语（先行词 the reason）</w:t>
             </w:r>
           </w:p>
         </w:tc>
@@ -358,7 +906,7 @@
                 <w:i w:val="0"/>
                 <w:sz w:val="20"/>
               </w:rPr>
-              <w:t>Could you tell me where the bank is?</w:t>
+              <w:t>Tell me the reason why you were late.</w:t>
             </w:r>
           </w:p>
         </w:tc>
@@ -376,7 +924,7 @@
           <w:color w:val="2E75B6"/>
           <w:sz w:val="24"/>
         </w:rPr>
-        <w:t>5.2 if 与 whether 的选择</w:t>
+        <w:t>5.6 关系副词 = 介词 + which</w:t>
       </w:r>
     </w:p>
     <w:p>
@@ -392,7 +940,7 @@
           <w:color w:val="C00000"/>
           <w:sz w:val="22"/>
         </w:rPr>
-        <w:t>只用 whether：① 与 or not 连用；② 介词后；③ 不定式前；④ 主语/表语从句。</w:t>
+        <w:t>when = in/at/during which；where = in/at which；why = for which。介词后用 which，不用 that。</w:t>
       </w:r>
     </w:p>
     <w:p>
@@ -407,7 +955,7 @@
           <w:i/>
           <w:sz w:val="22"/>
         </w:rPr>
-        <w:t xml:space="preserve">I don't know whether he will come or not, and it depends on whether he agrees.　</w:t>
+        <w:t xml:space="preserve">This is the school in which I studied for six years, and I will never forget the days when we were together.　</w:t>
       </w:r>
       <w:r>
         <w:rPr>
@@ -417,7 +965,7 @@
           <w:color w:val="595959"/>
           <w:sz w:val="22"/>
         </w:rPr>
-        <w:t>我不知道他是否会来，这取决于他是否同意。</w:t>
+        <w:t>这就是我学习六年的学校，我永远不会忘记我们在一起的日子。</w:t>
       </w:r>
     </w:p>
     <w:p>
@@ -432,7 +980,7 @@
           <w:color w:val="2E75B6"/>
           <w:sz w:val="24"/>
         </w:rPr>
-        <w:t>5.3 语序与时态</w:t>
+        <w:t>5.7 关系代词 vs 关系副词判断法</w:t>
       </w:r>
     </w:p>
     <w:p>
@@ -448,32 +996,22 @@
           <w:color w:val="C00000"/>
           <w:sz w:val="22"/>
         </w:rPr>
-        <w:t>从句用陈述语序；主句过去时从句相应过去时态，客观真理用一般现在时。</w:t>
+        <w:t>从句缺主语/宾语 → 用关系代词（who/which/that）；从句不缺主宾、只缺时间/地点/原因状语 → 用关系副词（when/where/why）。</w:t>
       </w:r>
     </w:p>
     <w:p>
       <w:pPr>
-        <w:spacing w:lineRule="auto" w:line="312" w:after="20"/>
-        <w:ind w:left="340"/>
+        <w:pStyle w:val="ListBullet"/>
+        <w:spacing w:after="20"/>
       </w:pPr>
       <w:r>
         <w:rPr>
           <w:rFonts w:ascii="Times New Roman" w:hAnsi="Times New Roman" w:eastAsia="微软雅黑"/>
           <w:b w:val="0"/>
-          <w:i/>
+          <w:i w:val="0"/>
           <w:sz w:val="22"/>
         </w:rPr>
-        <w:t xml:space="preserve">He said he was watching TV, and the teacher said the earth goes around the sun.　</w:t>
-      </w:r>
-      <w:r>
-        <w:rPr>
-          <w:rFonts w:ascii="Times New Roman" w:hAnsi="Times New Roman" w:eastAsia="微软雅黑"/>
-          <w:b w:val="0"/>
-          <w:i w:val="0"/>
-          <w:color w:val="595959"/>
-          <w:sz w:val="22"/>
-        </w:rPr>
-        <w:t>他说他当时在看电视，老师说地球绕太阳转。</w:t>
+        <w:t>易错：visit/see 后缺宾语 → 用 which（The museum which we visited）；stand 缺地点状语 → 用 where（the village where it stands）。</w:t>
       </w:r>
     </w:p>
     <w:p>
@@ -502,7 +1040,7 @@
           <w:i w:val="0"/>
           <w:sz w:val="22"/>
         </w:rPr>
-        <w:t>1. Could you tell me ___ the nearest bank is, because I need to change some money? I also don't know ___ to get there without a map, which I left at home in a hurry.</w:t>
+        <w:t>1. English ___ in many countries around the world, and the classroom, which was dirty yesterday, ___ every day by the students on duty, so it is always clean now.</w:t>
       </w:r>
     </w:p>
     <w:p>
@@ -517,7 +1055,7 @@
           <w:i w:val="0"/>
           <w:sz w:val="21"/>
         </w:rPr>
-        <w:t>A. what / what　B. where / how　C. when / when　D. how / where</w:t>
+        <w:t>A. is speaking / cleans　B. is spoken / is cleaned　C. speaks / is cleaning　D. is spoken / cleans</w:t>
       </w:r>
     </w:p>
     <w:p>
@@ -532,7 +1070,7 @@
           <w:color w:val="C00000"/>
           <w:sz w:val="21"/>
         </w:rPr>
-        <w:t>答案：(1)B (2)B　解析：空1：地点 → where 引导宾语从句。空2：方式 → how + to do；which 定语从句修饰 map。</w:t>
+        <w:t>答案：(1)B (2)B　解析：空1：English 被说 → is spoken。空2：教室被打扫 → is cleaned；which 定语从句。</w:t>
       </w:r>
     </w:p>
     <w:p>
@@ -546,7 +1084,7 @@
           <w:i w:val="0"/>
           <w:sz w:val="22"/>
         </w:rPr>
-        <w:t>2. I don't know ___ he will come to the party or not, because it depends on ___ his parents, who are busy with their work, will allow him to go that night.</w:t>
+        <w:t>2. The old bridge, which connects the two villages, ___ in 2020, and the museum, whose doors open at nine every morning, ___ last year, both of which bring convenience to people.</w:t>
       </w:r>
     </w:p>
     <w:p>
@@ -561,7 +1099,7 @@
           <w:i w:val="0"/>
           <w:sz w:val="21"/>
         </w:rPr>
-        <w:t>A. if / if　B. whether / whether　C. that / that　D. when / when</w:t>
+        <w:t>A. built / built　B. was built / was built　C. is built / is built　D. builds / builds</w:t>
       </w:r>
     </w:p>
     <w:p>
@@ -576,7 +1114,7 @@
           <w:color w:val="C00000"/>
           <w:sz w:val="21"/>
         </w:rPr>
-        <w:t>答案：(1)B (2)B　解析：空1：与 or not 连用 → whether。空2：介词 on 后 → whether（if 不能用于介词后）。</w:t>
+        <w:t>答案：(1)B (2)B　解析：空1/空2：过去时间状语 in 2020 / last year + 被动 → was built。</w:t>
       </w:r>
     </w:p>
     <w:p>
@@ -590,7 +1128,7 @@
           <w:i w:val="0"/>
           <w:sz w:val="22"/>
         </w:rPr>
-        <w:t>3. The teacher asked us ___ we had finished the experiment, which was very difficult, and she wanted to know ___ we had learned from it in the end.</w:t>
+        <w:t>3. The chair, which my grandfather bought forty years ago, ___ of wood, and the new table in the kitchen ___ by my father last month, who is good at making things.</w:t>
       </w:r>
     </w:p>
     <w:p>
@@ -605,7 +1143,7 @@
           <w:i w:val="0"/>
           <w:sz w:val="21"/>
         </w:rPr>
-        <w:t>A. if / what　B. what / if　C. that / that　D. when / where</w:t>
+        <w:t>A. is made / was made　B. was made / is made　C. made / made　D. is made / made</w:t>
       </w:r>
     </w:p>
     <w:p>
@@ -620,7 +1158,7 @@
           <w:color w:val="C00000"/>
           <w:sz w:val="21"/>
         </w:rPr>
-        <w:t>答案：(1)A (2)A　解析：空1：一般疑问句变宾语从句 → if/whether。空2：learn from 后接内容 → what 引导宾语从句。</w:t>
+        <w:t>答案：(1)A (2)A　解析：空1：客观事实 be made of → is made。空2：last month + 被动 → was made。</w:t>
       </w:r>
     </w:p>
     <w:p>
@@ -634,7 +1172,7 @@
           <w:i w:val="0"/>
           <w:sz w:val="22"/>
         </w:rPr>
-        <w:t>4. Do you know ___ the sports meeting will be held, which was put off because of the heavy rain last week? I wonder ___ our class team can win the final this time.</w:t>
+        <w:t>4. The work, which is very important for the coming exam, should ___ on time, and the rules must ___ by all the students, who are new to this school.</w:t>
       </w:r>
     </w:p>
     <w:p>
@@ -649,7 +1187,7 @@
           <w:i w:val="0"/>
           <w:sz w:val="21"/>
         </w:rPr>
-        <w:t>A. when / whether　B. when / what　C. where / that　D. how / what</w:t>
+        <w:t>A. be finished / be followed　B. finish / follow　C. finished / followed　D. be finished / follow</w:t>
       </w:r>
     </w:p>
     <w:p>
@@ -664,7 +1202,7 @@
           <w:color w:val="C00000"/>
           <w:sz w:val="21"/>
         </w:rPr>
-        <w:t>答案：(1)A (2)A　解析：空1：时间 → when。空2：是否（一般疑问变宾语从句）→ whether。</w:t>
+        <w:t>答案：(1)A (2)A　解析：空1/空2：情态动词 + be + 过去分词 → be finished / be followed。</w:t>
       </w:r>
     </w:p>
     <w:p>
@@ -678,7 +1216,7 @@
           <w:i w:val="0"/>
           <w:sz w:val="22"/>
         </w:rPr>
-        <w:t>5. He told me ___ he had seen the film twice, and he said ___ it was one of the best films that he had ever watched, which made me want to see it too.</w:t>
+        <w:t>5. Many trees ___ since last year, and the environment, which was once badly polluted, has ___ greatly improved, so the air here is much fresher now.</w:t>
       </w:r>
     </w:p>
     <w:p>
@@ -693,7 +1231,7 @@
           <w:i w:val="0"/>
           <w:sz w:val="21"/>
         </w:rPr>
-        <w:t>A. that / that　B. if / that　C. what / if　D. whether / what</w:t>
+        <w:t>A. have planted / been　B. have been planted / been　C. planted / being　D. are planted / be</w:t>
       </w:r>
     </w:p>
     <w:p>
@@ -708,7 +1246,7 @@
           <w:color w:val="C00000"/>
           <w:sz w:val="21"/>
         </w:rPr>
-        <w:t>答案：(1)A (2)A　解析：空1/空2：陈述句变宾语从句 → that（可省略）；时态呼应 told→had seen / said→was。</w:t>
+        <w:t>答案：(1)B (2)B　解析：空1：since last year + 被动 → have been planted。空2：has been improved（完成被动）→ been。</w:t>
       </w:r>
     </w:p>
     <w:p>
@@ -722,7 +1260,7 @@
           <w:i w:val="0"/>
           <w:sz w:val="22"/>
         </w:rPr>
-        <w:t>6. I can't understand ___ made him so angry at the meeting, and I wonder ___ he will forgive me, though I have already apologized to him twice.</w:t>
+        <w:t>6. The city ___ I was born has changed a lot since I left it, and the school ___ I studied for six years is now a museum, which makes me a little sad.</w:t>
       </w:r>
     </w:p>
     <w:p>
@@ -737,7 +1275,7 @@
           <w:i w:val="0"/>
           <w:sz w:val="21"/>
         </w:rPr>
-        <w:t>A. what / whether　B. that / what　C. if / that　D. when / if</w:t>
+        <w:t>A. where / where　B. which / which　C. when / when　D. who / who</w:t>
       </w:r>
     </w:p>
     <w:p>
@@ -752,7 +1290,7 @@
           <w:color w:val="C00000"/>
           <w:sz w:val="21"/>
         </w:rPr>
-        <w:t>答案：(1)A (2)A　解析：空1：what 作主语（不知何物导致生气）。空2：是否原谅 → whether；though 让步。</w:t>
+        <w:t>答案：(1)A (2)A　解析：空1：be born 缺地点状语 → where。空2：study 缺地点状语 → where。</w:t>
       </w:r>
     </w:p>
     <w:p>
@@ -766,7 +1304,7 @@
           <w:i w:val="0"/>
           <w:sz w:val="22"/>
         </w:rPr>
-        <w:t>7. Could you tell me ___ the nearest station is, and which train ___ I should take to get to the city center, which is always crowded during rush hours?</w:t>
+        <w:t>7. I'll never forget the day ___ I was admitted to this school, nor the moment ___ I first met my best friend there, which changed my life completely.</w:t>
       </w:r>
     </w:p>
     <w:p>
@@ -781,7 +1319,7 @@
           <w:i w:val="0"/>
           <w:sz w:val="21"/>
         </w:rPr>
-        <w:t>A. where / that　B. what / where　C. when / how　D. how / what</w:t>
+        <w:t>A. when / when　B. where / where　C. which / which　D. why / why</w:t>
       </w:r>
     </w:p>
     <w:p>
@@ -796,7 +1334,7 @@
           <w:color w:val="C00000"/>
           <w:sz w:val="21"/>
         </w:rPr>
-        <w:t>答案：(1)A (2)A　解析：空1：地点 → where。空2：which train 后关系词可省略，此处 that 可省略不填，考语序为主谓陈述；选项取 that（引导定语从句修饰 train）。</w:t>
+        <w:t>答案：(1)A (2)A　解析：空1/空2：先行词 the day / the moment 为时间 → 关系副词 when。</w:t>
       </w:r>
     </w:p>
     <w:p>
@@ -810,7 +1348,7 @@
           <w:i w:val="0"/>
           <w:sz w:val="22"/>
         </w:rPr>
-        <w:t>8. She said she ___ to Beijing the next week, because she had already bought the ticket, and she hoped ___ could meet her old friends, who lived there, in the summer holiday.</w:t>
+        <w:t>8. The reason ___ he was late for school was that his bike had broken down, and the reason ___ he didn't call was that his phone was out of power.</w:t>
       </w:r>
     </w:p>
     <w:p>
@@ -825,7 +1363,7 @@
           <w:i w:val="0"/>
           <w:sz w:val="21"/>
         </w:rPr>
-        <w:t>A. would go / she　B. will go / she　C. would go / I　D. went / I</w:t>
+        <w:t>A. why / why　B. when / when　C. where / where　D. which / which</w:t>
       </w:r>
     </w:p>
     <w:p>
@@ -840,7 +1378,7 @@
           <w:color w:val="C00000"/>
           <w:sz w:val="21"/>
         </w:rPr>
-        <w:t>答案：(1)A (2)A　解析：空1：主句过去 said → 从句过去将来 would go。空2：hoped 后接 she could（时态呼应，主语 she）。</w:t>
+        <w:t>答案：(1)A (2)A　解析：空1/空2：先行词 the reason（原因）→ 关系副词 why。</w:t>
       </w:r>
     </w:p>
     <w:p>
@@ -854,7 +1392,7 @@
           <w:i w:val="0"/>
           <w:sz w:val="22"/>
         </w:rPr>
-        <w:t>9. I asked the guide ___ we could visit the museum or not, and she answered ___ the tickets had been sold out the day before, which disappointed us very much.</w:t>
+        <w:t>9. This is the school in ___ I studied for six years, and this is the pen with ___ I write my diary every night, both of which are full of memories.</w:t>
       </w:r>
     </w:p>
     <w:p>
@@ -869,7 +1407,7 @@
           <w:i w:val="0"/>
           <w:sz w:val="21"/>
         </w:rPr>
-        <w:t>A. whether / that　B. if / whether　C. that / if　D. what / that</w:t>
+        <w:t>A. which / which　B. where / which　C. that / that　D. whom / who</w:t>
       </w:r>
     </w:p>
     <w:p>
@@ -884,7 +1422,7 @@
           <w:color w:val="C00000"/>
           <w:sz w:val="21"/>
         </w:rPr>
-        <w:t>答案：(1)A (2)A　解析：空1：与 or not 连用 → whether。空2：回答陈述内容 → that 引导宾语从句（可省略）。</w:t>
+        <w:t>答案：(1)A (2)A　解析：空1/空2：介词后（in/with）只能用 which，不能用 that。</w:t>
       </w:r>
     </w:p>
     <w:p>
@@ -898,7 +1436,7 @@
           <w:i w:val="0"/>
           <w:sz w:val="22"/>
         </w:rPr>
-        <w:t>10. The little girl asked her mother ___ she could have some ice-cream, and her mother told her ___ she could have it only after she finished her homework first.</w:t>
+        <w:t>10. The museum ___ we visited yesterday is famous, but the village ___ it stands is small and quiet, which made the trip very interesting.</w:t>
       </w:r>
     </w:p>
     <w:p>
@@ -913,7 +1451,7 @@
           <w:i w:val="0"/>
           <w:sz w:val="21"/>
         </w:rPr>
-        <w:t>A. if / that　B. what / if　C. that / what　D. when / that</w:t>
+        <w:t>A. which / where　B. where / which　C. when / where　D. who / which</w:t>
       </w:r>
     </w:p>
     <w:p>
@@ -928,7 +1466,7 @@
           <w:color w:val="C00000"/>
           <w:sz w:val="21"/>
         </w:rPr>
-        <w:t>答案：(1)A (2)A　解析：空1：一般疑问变宾语从句 → if。空2：陈述内容 → that；after 时间状语从句。</w:t>
+        <w:t>答案：(1)A (2)A　解析：空1：visited 缺宾语（博物馆被参观）→ which。空2：stands 缺地点状语 → where。</w:t>
       </w:r>
     </w:p>
     <w:p>
@@ -982,7 +1520,7 @@
           <w:color w:val="7F4F00"/>
           <w:sz w:val="21"/>
         </w:rPr>
-        <w:t>词库：whether　where　that　what　how　when　if　who　why　whose　which　whether</w:t>
+        <w:t>词库：where　was built　in which　are made　why　when　have been built　is spoken　will be held　who</w:t>
       </w:r>
     </w:p>
     <w:p>
@@ -997,7 +1535,7 @@
           <w:i w:val="0"/>
           <w:sz w:val="22"/>
         </w:rPr>
-        <w:t>Last Sunday, a foreign visitor, who came from Canada, visited our school and asked many interesting questions. First, he asked me (1) ____ the library was, because he wanted to borrow some books about Chinese culture. I told him (2) ____ it was on the second floor, though the elevator was broken that day.</w:t>
+        <w:t>Last year, our class visited an ancient town, (1) ____ many old houses were built hundreds of years ago. The town, which (2) ____ by our ancestors with great wisdom, is now a famous tourist place. We also visited a museum (3) ____ many treasures from the past are kept, and they are really valuable.</w:t>
       </w:r>
     </w:p>
     <w:p>
@@ -1012,7 +1550,7 @@
           <w:i w:val="0"/>
           <w:sz w:val="22"/>
         </w:rPr>
-        <w:t>Then he wanted to know (3) ____ the library opens and closes every day, so that he could plan his visit properly. I answered that it opened at 8 a.m. and closed at 6 p.m. He also asked me (4) ____ he could borrow books there without a student card, which I thought was a good question. I told him (5) ____ he needed was his passport instead.</w:t>
+        <w:t>Some of the treasures (4) ____ from gold and silver, which shows how rich the town once was. We asked the guide the reason (5) ____ the town was chosen as a protected place, and he explained that its history is very important. He also told us about the day (6) ____ the town was discovered by archaeologists, which was over a hundred years ago.</w:t>
       </w:r>
     </w:p>
     <w:p>
@@ -1027,22 +1565,7 @@
           <w:i w:val="0"/>
           <w:sz w:val="22"/>
         </w:rPr>
-        <w:t>He wondered (6) ____ to return the books on time, and I said within two weeks. He asked (7) ____ book was the most popular among students, and I recommended the science fiction series. He smiled and asked (8) ____ the library was so popular among students.</w:t>
-      </w:r>
-    </w:p>
-    <w:p>
-      <w:pPr>
-        <w:spacing w:lineRule="auto" w:line="312" w:after="60"/>
-        <w:ind w:firstLine="240"/>
-      </w:pPr>
-      <w:r>
-        <w:rPr>
-          <w:rFonts w:ascii="Times New Roman" w:hAnsi="Times New Roman" w:eastAsia="微软雅黑"/>
-          <w:b w:val="0"/>
-          <w:i w:val="0"/>
-          <w:sz w:val="22"/>
-        </w:rPr>
-        <w:t>Finally, he asked (9) ____ I could show him around the school, and of course I said yes, because I knew (10) ____ he was, a famous writer who loves Chinese culture.</w:t>
+        <w:t>Since then, many new buildings (7) ____ to protect the old ones, and English (8) ____ in the town to welcome foreign visitors from all over the world. Next month, a culture festival (9) ____ in the town, and many students (10) ____ will take part in it are already preparing for the shows.</w:t>
       </w:r>
     </w:p>
     <w:p>
@@ -1072,7 +1595,7 @@
           <w:color w:val="C00000"/>
           <w:sz w:val="21"/>
         </w:rPr>
-        <w:t>1. where　问地点 → where + 陈述语序。</w:t>
+        <w:t>1. where　缺地点状语 → where 定语从句。</w:t>
       </w:r>
     </w:p>
     <w:p>
@@ -1087,7 +1610,7 @@
           <w:color w:val="C00000"/>
           <w:sz w:val="21"/>
         </w:rPr>
-        <w:t>2. that　陈述句 → that。</w:t>
+        <w:t>2. was built　被祖先建造（过去被动）。</w:t>
       </w:r>
     </w:p>
     <w:p>
@@ -1102,7 +1625,7 @@
           <w:color w:val="C00000"/>
           <w:sz w:val="21"/>
         </w:rPr>
-        <w:t>3. when　问时间 → when。</w:t>
+        <w:t>3. in which　are kept in 搭配 → in which（介词+which）。</w:t>
       </w:r>
     </w:p>
     <w:p>
@@ -1117,7 +1640,7 @@
           <w:color w:val="C00000"/>
           <w:sz w:val="21"/>
         </w:rPr>
-        <w:t>4. if　是否 → if/whether。</w:t>
+        <w:t>4. are made　be made from 由……制成（材料）。</w:t>
       </w:r>
     </w:p>
     <w:p>
@@ -1132,7 +1655,7 @@
           <w:color w:val="C00000"/>
           <w:sz w:val="21"/>
         </w:rPr>
-        <w:t>5. what　what he needed 缺宾语 → what 引导宾语从句。</w:t>
+        <w:t>5. why　the reason why 原因。</w:t>
       </w:r>
     </w:p>
     <w:p>
@@ -1147,7 +1670,7 @@
           <w:color w:val="C00000"/>
           <w:sz w:val="21"/>
         </w:rPr>
-        <w:t>6. how　how to return 如何归还。</w:t>
+        <w:t>6. when　the day when 时间。</w:t>
       </w:r>
     </w:p>
     <w:p>
@@ -1162,7 +1685,7 @@
           <w:color w:val="C00000"/>
           <w:sz w:val="21"/>
         </w:rPr>
-        <w:t>7. which　which book 哪本书。</w:t>
+        <w:t>7. have been built　since then → 现在完成被动。</w:t>
       </w:r>
     </w:p>
     <w:p>
@@ -1177,7 +1700,7 @@
           <w:color w:val="C00000"/>
           <w:sz w:val="21"/>
         </w:rPr>
-        <w:t>8. why　asked why... 问原因 → why 引导宾语从句。</w:t>
+        <w:t>8. is spoken　英语被说（一般现在被动）。</w:t>
       </w:r>
     </w:p>
     <w:p>
@@ -1192,7 +1715,7 @@
           <w:color w:val="C00000"/>
           <w:sz w:val="21"/>
         </w:rPr>
-        <w:t>9. whether　asked whether 是否。</w:t>
+        <w:t>9. will be held　next month → 一般将来被动。</w:t>
       </w:r>
     </w:p>
     <w:p>
@@ -1207,7 +1730,7 @@
           <w:color w:val="C00000"/>
           <w:sz w:val="21"/>
         </w:rPr>
-        <w:t>10. who　knew who he was 知道他是谁 → who 引导宾语从句。</w:t>
+        <w:t>10. who　students（人）作主语 → who 定语从句。</w:t>
       </w:r>
     </w:p>
     <w:p>
@@ -1251,7 +1774,7 @@
           <w:i w:val="0"/>
           <w:sz w:val="22"/>
         </w:rPr>
-        <w:t>1. 你能告诉我最近的车站在哪里吗？我是第一次来这个地方。</w:t>
+        <w:t>1. 这座城市是我出生和长大的地方，这些年来变化很大。</w:t>
       </w:r>
     </w:p>
     <w:p>
@@ -1263,7 +1786,7 @@
           <w:color w:val="C00000"/>
           <w:sz w:val="21"/>
         </w:rPr>
-        <w:t>参考译文：Could you tell me where the nearest station is? I'm here for the first time.</w:t>
+        <w:t>参考译文：This is the city where I was born and grew up, which has changed a lot over these years.</w:t>
       </w:r>
     </w:p>
     <w:p>
@@ -1275,7 +1798,7 @@
           <w:color w:val="C00000"/>
           <w:sz w:val="20"/>
         </w:rPr>
-        <w:t>考点：where 宾语从句 + 陈述语序。</w:t>
+        <w:t>考点：where 定语从句 + 现在完成。</w:t>
       </w:r>
     </w:p>
     <w:p>
@@ -1289,7 +1812,7 @@
           <w:i w:val="0"/>
           <w:sz w:val="22"/>
         </w:rPr>
-        <w:t>2. 我不知道他是否会来，因为他还没有回复我的消息。</w:t>
+        <w:t>2. 这座桥是2020年建的，它是用钢铁建成的。</w:t>
       </w:r>
     </w:p>
     <w:p>
@@ -1301,7 +1824,7 @@
           <w:color w:val="C00000"/>
           <w:sz w:val="21"/>
         </w:rPr>
-        <w:t>参考译文：I don't know whether he will come, because he hasn't replied to my message yet.</w:t>
+        <w:t>参考译文：The bridge was built in 2020, and it is made of steel.</w:t>
       </w:r>
     </w:p>
     <w:p>
@@ -1313,7 +1836,7 @@
           <w:color w:val="C00000"/>
           <w:sz w:val="20"/>
         </w:rPr>
-        <w:t>考点：whether 表是否 + because 原因。</w:t>
+        <w:t>考点：一般过去被动 + be made of。</w:t>
       </w:r>
     </w:p>
     <w:p>
@@ -1327,7 +1850,7 @@
           <w:i w:val="0"/>
           <w:sz w:val="22"/>
         </w:rPr>
-        <w:t>3. 老师告诉我们地球绕着太阳转，这是人人接受的真理。</w:t>
+        <w:t>3. 我不知道他迟到的原因，他也没有告诉我。</w:t>
       </w:r>
     </w:p>
     <w:p>
@@ -1339,7 +1862,7 @@
           <w:color w:val="C00000"/>
           <w:sz w:val="21"/>
         </w:rPr>
-        <w:t>参考译文：The teacher told us that the earth goes around the sun, which is a truth everyone accepts.</w:t>
+        <w:t>参考译文：I don't know the reason why he was late, and he didn't tell me, either.</w:t>
       </w:r>
     </w:p>
     <w:p>
@@ -1351,7 +1874,7 @@
           <w:color w:val="C00000"/>
           <w:sz w:val="20"/>
         </w:rPr>
-        <w:t>考点：客观真理一般现在时 + which 定语从句。</w:t>
+        <w:t>考点：the reason why + 并列否定。</w:t>
       </w:r>
     </w:p>
     <w:sectPr>
